--- a/Backend/Director_Disclosure/Output_Disclosures/2024-25/ADANI_GREEN_ENERGY__UP__LIMITED/DIR-8/DIR8_Satyajeet_Ghoshal_11047464.docx
+++ b/Backend/Director_Disclosure/Output_Disclosures/2024-25/ADANI_GREEN_ENERGY__UP__LIMITED/DIR-8/DIR8_Satyajeet_Ghoshal_11047464.docx
@@ -189,7 +189,7 @@
           <w:b w:val="0"/>
           <w:sz w:val="23"/>
         </w:rPr>
-        <w:t>I, Satyajeet Ghoshal, son/daughter of Mr. {{FATHER_NAME}}, resident of Flat No. 302 3rd Floor Tower C1 Water Lily, Adani Shantigram Township SG Highway Vaishno Devi Circle, Adalaj,</w:t>
+        <w:t>I, SATYAJEET GHOSHAL, son/daughter of Mr. {{FATHER_NAME}}, resident of Flat No. 302 3rd Floor Tower C1 Water Lily, Adani Shantigram Township SG Highway Vaishno Devi Circle, Adalaj,</w:t>
         <w:br/>
         <w:t>Adalaj Police Station, Gandhinagar, Gandhi Nagar- 382421, Gujarat, India, India hereby give notice that I am/was a Director in the following companies during the last three years:-</w:t>
       </w:r>
@@ -336,14 +336,6 @@
               <w:spacing w:after="0"/>
               <w:jc w:val="both"/>
             </w:pPr>
-            <w:r>
-              <w:rPr>
-                <w:rFonts w:ascii="Adani" w:hAnsi="Adani" w:eastAsia="Adani" w:cs="Adani"/>
-                <w:b w:val="0"/>
-                <w:sz w:val="23"/>
-              </w:rPr>
-              <w:t>ADANI GREEN ENERGY (UP) LIMITED</w:t>
-            </w:r>
           </w:p>
         </w:tc>
         <w:tc>
@@ -355,14 +347,6 @@
               <w:spacing w:after="0"/>
               <w:jc w:val="center"/>
             </w:pPr>
-            <w:r>
-              <w:rPr>
-                <w:rFonts w:ascii="Adani" w:hAnsi="Adani" w:eastAsia="Adani" w:cs="Adani"/>
-                <w:b w:val="0"/>
-                <w:sz w:val="23"/>
-              </w:rPr>
-              <w:t>05/09/2025</w:t>
-            </w:r>
           </w:p>
         </w:tc>
         <w:tc>
@@ -406,14 +390,6 @@
               <w:spacing w:after="0"/>
               <w:jc w:val="both"/>
             </w:pPr>
-            <w:r>
-              <w:rPr>
-                <w:rFonts w:ascii="Adani" w:hAnsi="Adani" w:eastAsia="Adani" w:cs="Adani"/>
-                <w:b w:val="0"/>
-                <w:sz w:val="23"/>
-              </w:rPr>
-              <w:t>ADANI RENEWABLE ENERGY HOLDING FIVE LIMITED</w:t>
-            </w:r>
           </w:p>
         </w:tc>
         <w:tc>
@@ -425,14 +401,6 @@
               <w:spacing w:after="0"/>
               <w:jc w:val="center"/>
             </w:pPr>
-            <w:r>
-              <w:rPr>
-                <w:rFonts w:ascii="Adani" w:hAnsi="Adani" w:eastAsia="Adani" w:cs="Adani"/>
-                <w:b w:val="0"/>
-                <w:sz w:val="23"/>
-              </w:rPr>
-              <w:t>05/09/2025</w:t>
-            </w:r>
           </w:p>
         </w:tc>
         <w:tc>
@@ -476,14 +444,6 @@
               <w:spacing w:after="0"/>
               <w:jc w:val="both"/>
             </w:pPr>
-            <w:r>
-              <w:rPr>
-                <w:rFonts w:ascii="Adani" w:hAnsi="Adani" w:eastAsia="Adani" w:cs="Adani"/>
-                <w:b w:val="0"/>
-                <w:sz w:val="23"/>
-              </w:rPr>
-              <w:t>ADANI GREEN ENERGY TWENTY FIVE C LIMITED</w:t>
-            </w:r>
           </w:p>
         </w:tc>
         <w:tc>
@@ -495,84 +455,6 @@
               <w:spacing w:after="0"/>
               <w:jc w:val="center"/>
             </w:pPr>
-            <w:r>
-              <w:rPr>
-                <w:rFonts w:ascii="Adani" w:hAnsi="Adani" w:eastAsia="Adani" w:cs="Adani"/>
-                <w:b w:val="0"/>
-                <w:sz w:val="23"/>
-              </w:rPr>
-              <w:t>05/09/2025</w:t>
-            </w:r>
-          </w:p>
-        </w:tc>
-        <w:tc>
-          <w:tcPr>
-            <w:tcW w:type="dxa" w:w="2250"/>
-          </w:tcPr>
-          <w:p>
-            <w:pPr>
-              <w:spacing w:after="0"/>
-              <w:jc w:val="center"/>
-            </w:pPr>
-          </w:p>
-        </w:tc>
-      </w:tr>
-      <w:tr>
-        <w:tc>
-          <w:tcPr>
-            <w:tcW w:type="dxa" w:w="636"/>
-          </w:tcPr>
-          <w:p>
-            <w:pPr>
-              <w:spacing w:after="0"/>
-              <w:ind w:left="360"/>
-            </w:pPr>
-            <w:r>
-              <w:rPr>
-                <w:rFonts w:ascii="Adani" w:hAnsi="Adani" w:eastAsia="Adani" w:cs="Adani"/>
-                <w:b w:val="0"/>
-                <w:sz w:val="23"/>
-              </w:rPr>
-              <w:t>4</w:t>
-            </w:r>
-          </w:p>
-        </w:tc>
-        <w:tc>
-          <w:tcPr>
-            <w:tcW w:type="dxa" w:w="3864"/>
-          </w:tcPr>
-          <w:p>
-            <w:pPr>
-              <w:spacing w:after="0"/>
-              <w:jc w:val="both"/>
-            </w:pPr>
-            <w:r>
-              <w:rPr>
-                <w:rFonts w:ascii="Adani" w:hAnsi="Adani" w:eastAsia="Adani" w:cs="Adani"/>
-                <w:b w:val="0"/>
-                <w:sz w:val="23"/>
-              </w:rPr>
-              <w:t>ADANI GREEN ENERGY TWENTY FOUR A LIMITED</w:t>
-            </w:r>
-          </w:p>
-        </w:tc>
-        <w:tc>
-          <w:tcPr>
-            <w:tcW w:type="dxa" w:w="2610"/>
-          </w:tcPr>
-          <w:p>
-            <w:pPr>
-              <w:spacing w:after="0"/>
-              <w:jc w:val="center"/>
-            </w:pPr>
-            <w:r>
-              <w:rPr>
-                <w:rFonts w:ascii="Adani" w:hAnsi="Adani" w:eastAsia="Adani" w:cs="Adani"/>
-                <w:b w:val="0"/>
-                <w:sz w:val="23"/>
-              </w:rPr>
-              <w:t>05/09/2025</w:t>
-            </w:r>
           </w:p>
         </w:tc>
         <w:tc>
@@ -643,7 +525,7 @@
         </w:rPr>
         <w:t xml:space="preserve">Name           </w:t>
         <w:tab/>
-        <w:t xml:space="preserve">:  Satyajeet Ghoshal</w:t>
+        <w:t xml:space="preserve">:  SATYAJEET GHOSHAL</w:t>
       </w:r>
     </w:p>
     <w:p>
@@ -687,7 +569,7 @@
           <w:b w:val="0"/>
           <w:sz w:val="23"/>
         </w:rPr>
-        <w:t xml:space="preserve">Date: 04th May, 2026</w:t>
+        <w:t xml:space="preserve">Date: 15th May, 2026</w:t>
         <w:tab/>
       </w:r>
     </w:p>
